--- a/12 第十二章：同一栋楼（修改稿）.docx
+++ b/12 第十二章：同一栋楼（修改稿）.docx
@@ -314,7 +314,7 @@
           <w:b w:val="0"/>
           <w:sz w:val="24"/>
         </w:rPr>
-        <w:t>他注意到前面有一个人。一顶旧工作帽，边缘起毛，帽檐压到几乎遮住鼻根。裤腿上有灰，鞋面却没有AE厂区那种银灰色的钛合金切削粉尘——鞋底沾的是红褐色的、属于地球亚热带陆地的干泥。那人怀里夹着一只没有任何标识的牛皮纸档案袋，走路时重心极隐蔽地压在脚掌外侧。</w:t>
+        <w:t>他注意到前面有一个人。一顶旧工作帽，边缘起毛，帽檐压到几乎遮住鼻根。裤腿上有灰，鞋面却没有AE厂区那种银灰色的钛合金切削粉尘——鞋底沾的是红褐色的、属于地球亚热带陆地的干泥。那人怀里夹着一只没有任何标识的牛皮纸档案袋，走路时重心极隐蔽地压在脚掌外侧——那是受过长期陆战步兵操典训练、又在重力环境下负重行军多年的人才会留下的步态。</w:t>
       </w:r>
     </w:p>
     <w:p>
@@ -1199,7 +1199,7 @@
           <w:b w:val="0"/>
           <w:sz w:val="24"/>
         </w:rPr>
-        <w:t>赫克托正弯着腰，把脑袋垂在两膝之间，用一条脏兮兮的毛巾擦着脖子和额头上的汗。他右手握着一个军绿色的旧塑料水壶，刚仰头灌了一口。粗糙的手背上，几道在乌克兰泥地和北美矿坑里留下的陈年伤疤在顶灯下清晰可见；虎口也翻了过来——朝着手腕的方向，一道十字形的旧疤边缘已经硬化成灰白色的死肉。</w:t>
+        <w:t>赫克托正弯着腰，把脑袋垂在两膝之间，用一条脏兮兮的毛巾擦着脖子和额头上的汗。他右手握着一个军绿色的旧塑料水壶，刚仰头灌了一口。粗糙的手背上，几道在乌克兰泥地和北美矿坑里留下的陈年伤疤在顶灯下清晰可见；虎口也翻了过来——朝着手腕的方向，一道十字形的旧疤边缘已经硬化成灰白色的死肉，正是当年那道来不及看清来历的新伤。</w:t>
       </w:r>
     </w:p>
     <w:p>
